--- a/sacc-meta-analysis/manuscript/Highlights_and_Graphical_Abstract.docx
+++ b/sacc-meta-analysis/manuscript/Highlights_and_Graphical_Abstract.docx
@@ -21,7 +21,7 @@
           <w:i w:val="0"/>
           <w:sz w:val="24"/>
         </w:rPr>
-        <w:t>Highlights (to be finalised after analysis)</w:t>
+        <w:t>Highlights</w:t>
       </w:r>
     </w:p>
     <w:p>
@@ -32,25 +32,7 @@
           <w:i w:val="0"/>
           <w:sz w:val="24"/>
         </w:rPr>
-        <w:t xml:space="preserve">- Systematic synthesis comparing schistosomiasis-associated and non-schistosomal colorectal cancer, with </w:t>
-      </w:r>
-      <w:r>
-        <w:rPr>
-          <w:rFonts w:ascii="Arial" w:hAnsi="Arial" w:eastAsia="Arial"/>
-          <w:b w:val="0"/>
-          <w:i/>
-          <w:sz w:val="24"/>
-        </w:rPr>
-        <w:t>S. japonicum</w:t>
-      </w:r>
-      <w:r>
-        <w:rPr>
-          <w:rFonts w:ascii="Arial" w:hAnsi="Arial" w:eastAsia="Arial"/>
-          <w:b w:val="0"/>
-          <w:i w:val="0"/>
-          <w:sz w:val="24"/>
-        </w:rPr>
-        <w:t xml:space="preserve"> analysed separately from other species.</w:t>
+        <w:t>- Ten independent Chinese cohorts compared schistosomiasis-associated (SACC) with non-schistosomal colorectal cancer, after resolving 17 overlapping hospital reports.</w:t>
       </w:r>
     </w:p>
     <w:p>
@@ -61,7 +43,7 @@
           <w:i w:val="0"/>
           <w:sz w:val="24"/>
         </w:rPr>
-        <w:t>- Overlapping hospital cohorts identified and each patient counted once per outcome; the largest cohort (31,153 patients) assessed in leave-out analyses.</w:t>
+        <w:t>- SACC patients were consistently older and more often male (OR 1.38), with low-certainty evidence.</w:t>
       </w:r>
     </w:p>
     <w:p>
@@ -72,17 +54,7 @@
           <w:i w:val="0"/>
           <w:sz w:val="24"/>
         </w:rPr>
-        <w:t xml:space="preserve">- </w:t>
-      </w:r>
-      <w:r>
-        <w:rPr>
-          <w:rFonts w:ascii="Arial" w:hAnsi="Arial" w:eastAsia="Arial"/>
-          <w:b w:val="0"/>
-          <w:i w:val="0"/>
-          <w:sz w:val="24"/>
-          <w:highlight w:val="yellow"/>
-        </w:rPr>
-        <w:t>[Primary pooled finding on survival TO BE ADDED]</w:t>
+        <w:t>- Stage, nodal and distant metastasis, differentiation, and vascular or perineural invasion did not differ reproducibly.</w:t>
       </w:r>
     </w:p>
     <w:p>
@@ -93,17 +65,7 @@
           <w:i w:val="0"/>
           <w:sz w:val="24"/>
         </w:rPr>
-        <w:t xml:space="preserve">- </w:t>
-      </w:r>
-      <w:r>
-        <w:rPr>
-          <w:rFonts w:ascii="Arial" w:hAnsi="Arial" w:eastAsia="Arial"/>
-          <w:b w:val="0"/>
-          <w:i w:val="0"/>
-          <w:sz w:val="24"/>
-          <w:highlight w:val="yellow"/>
-        </w:rPr>
-        <w:t>[Primary pooled finding on stage/metastasis TO BE ADDED]</w:t>
+        <w:t>- Adjusted overall survival was worse in SACC (HR 2.10, 3 cohorts), but survival evidence was of very low certainty.</w:t>
       </w:r>
     </w:p>
     <w:p>
@@ -114,26 +76,7 @@
           <w:i w:val="0"/>
           <w:sz w:val="24"/>
         </w:rPr>
-        <w:t xml:space="preserve">- Molecular data are sparse; no comparative cohort from the Philippines or Indonesia was identified </w:t>
-      </w:r>
-      <w:r>
-        <w:rPr>
-          <w:rFonts w:ascii="Arial" w:hAnsi="Arial" w:eastAsia="Arial"/>
-          <w:b w:val="0"/>
-          <w:i w:val="0"/>
-          <w:sz w:val="24"/>
-          <w:highlight w:val="yellow"/>
-        </w:rPr>
-        <w:t>[TO BE CONFIRMED]</w:t>
-      </w:r>
-      <w:r>
-        <w:rPr>
-          <w:rFonts w:ascii="Arial" w:hAnsi="Arial" w:eastAsia="Arial"/>
-          <w:b w:val="0"/>
-          <w:i w:val="0"/>
-          <w:sz w:val="24"/>
-        </w:rPr>
-        <w:t>.</w:t>
+        <w:t>- No comparative cohort from the Philippines or Indonesia exists; routine recording of schistosome eggs in resection reports is recommended.</w:t>
       </w:r>
     </w:p>
     <w:p/>
@@ -145,7 +88,7 @@
           <w:i w:val="0"/>
           <w:sz w:val="24"/>
         </w:rPr>
-        <w:t>Graphical abstract: use Figure 8 (conceptual model) on the left and Figure 3 (pooled phenotype forest plot) on the right, with the title and one-sentence conclusion. To be assembled once Figure 3 exists.</w:t>
+        <w:t>Graphical abstract: Figure 8 (conceptual model) on the left and Figure 3 (pooled phenotype forest plot) on the right, titled 'SACC: a distinct host population rather than a distinct tumour?'</w:t>
       </w:r>
     </w:p>
     <w:sectPr>

--- a/sacc-meta-analysis/manuscript/Highlights_and_Graphical_Abstract.docx
+++ b/sacc-meta-analysis/manuscript/Highlights_and_Graphical_Abstract.docx
@@ -32,7 +32,7 @@
           <w:i w:val="0"/>
           <w:sz w:val="24"/>
         </w:rPr>
-        <w:t>- Ten independent Chinese cohorts compared schistosomiasis-associated (SACC) with non-schistosomal colorectal cancer, after resolving 17 overlapping hospital reports.</w:t>
+        <w:t>- Twelve independent Chinese cohorts compared schistosomiasis-associated (SACC) with non-schistosomal colorectal cancer, after resolving 20 overlapping hospital reports.</w:t>
       </w:r>
     </w:p>
     <w:p>
@@ -43,7 +43,7 @@
           <w:i w:val="0"/>
           <w:sz w:val="24"/>
         </w:rPr>
-        <w:t>- SACC patients were consistently older and more often male (OR 1.38), with low-certainty evidence.</w:t>
+        <w:t>- SACC patients were more often male (OR 1.38, 9 cohorts) and older than 60 years, with low-certainty evidence.</w:t>
       </w:r>
     </w:p>
     <w:p>
